--- a/Module Edit Docs/I5 - Edit Doc.docx
+++ b/Module Edit Docs/I5 - Edit Doc.docx
@@ -18,6 +18,67 @@
           <w:sz w:val="19"/>
         </w:rPr>
         <w:t>HOW TO USE: edit the wording directly (Track Changes if you like). For layout or a figure (size, position, wrong/missing image) write a short instruction in [brackets] right where it applies. Send it back and I apply the wording to the page and the layout notes to the styling, then regenerate. This is a content+notes doc, so it will not look exactly like the web page.</w:t>
+      </w:r>
+    </w:p>
+    <w:p/>
+    <w:p>
+      <w:r>
+        <w:rPr>
+          <w:b/>
+          <w:color w:val="B00000"/>
+          <w:sz w:val="21"/>
+        </w:rPr>
+        <w:t>ISSUES FLAGGED FOR THIS MODULE (4)</w:t>
+      </w:r>
+    </w:p>
+    <w:p>
+      <w:r>
+        <w:rPr>
+          <w:i/>
+          <w:color w:val="5A5A5A"/>
+          <w:sz w:val="19"/>
+        </w:rPr>
+        <w:t>These were found while the module was built and are not part of the prose. SOURCE means the defect is in a deck, a Notion page or the source index and has to be fixed there too. DECISION means it needs your call before the page is final. NOTE is for information. Answer them in [brackets] like any other instruction.</w:t>
+      </w:r>
+    </w:p>
+    <w:p>
+      <w:r>
+        <w:rPr>
+          <w:i/>
+          <w:color w:val="5A5A5A"/>
+          <w:sz w:val="19"/>
+        </w:rPr>
+        <w:t>[NOTE: Burton 1951, Nichol 1951 and Girling 1952 have no PubMed abstracts, so they are cited only for the origin of the concept and no claim is made about their results.]</w:t>
+      </w:r>
+    </w:p>
+    <w:p>
+      <w:r>
+        <w:rPr>
+          <w:i/>
+          <w:color w:val="B00000"/>
+          <w:sz w:val="19"/>
+        </w:rPr>
+        <w:t>[SOURCE: INDEX.md section 8b lists Wix general-8-6 as "Critical Closing Pressure". The captured page is Starling's heart-lung preparation and carries nothing on Pcrit.]</w:t>
+      </w:r>
+    </w:p>
+    <w:p>
+      <w:r>
+        <w:rPr>
+          <w:i/>
+          <w:color w:val="B00000"/>
+          <w:sz w:val="19"/>
+        </w:rPr>
+        <w:t>[SOURCE: Wix "bringing-in" and "autoregulation-and-tissue-perfusion" are graphic-only stubs under 30 words, so the module defers to Notion and the deck.]</w:t>
+      </w:r>
+    </w:p>
+    <w:p>
+      <w:r>
+        <w:rPr>
+          <w:i/>
+          <w:color w:val="5A5A5A"/>
+          <w:sz w:val="19"/>
+        </w:rPr>
+        <w:t>[NOTE: The Notion two-circuit Pcc and TPP schematic was deliberately not used. It reads like a journal figure with no confirmable credit, so the figure was drawn from scratch instead.]</w:t>
       </w:r>
     </w:p>
     <w:p/>

--- a/Module Edit Docs/I5 - Edit Doc.docx
+++ b/Module Edit Docs/I5 - Edit Doc.docx
@@ -28,7 +28,7 @@
           <w:color w:val="B00000"/>
           <w:sz w:val="21"/>
         </w:rPr>
-        <w:t>ISSUES FLAGGED FOR THIS MODULE (4)</w:t>
+        <w:t>ISSUES FLAGGED FOR THIS MODULE (6)</w:t>
       </w:r>
     </w:p>
     <w:p>
@@ -78,7 +78,27 @@
           <w:color w:val="5A5A5A"/>
           <w:sz w:val="19"/>
         </w:rPr>
-        <w:t>[NOTE: The Notion two-circuit Pcc and TPP schematic was deliberately not used. It reads like a journal figure with no confirmable credit, so the figure was drawn from scratch instead.]</w:t>
+        <w:t>[NOTE: The Notion two-circuit Pcrit/Pmsf/TPP schematic was deliberately not used. It reads like a journal figure with no confirmable credit, uses "Pra" and "Pmsf" against this site's RAP/Pms rules, and is superseded by the hand-drawn i5-pressure-profile.svg. Confirmed again 2026-09-13: Gustavo pasted this same schematic (docx image2.png / rId11) into the edit doc; it is still not used, for the same reasons.]</w:t>
+      </w:r>
+    </w:p>
+    <w:p>
+      <w:r>
+        <w:rPr>
+          <w:i/>
+          <w:color w:val="5A5A5A"/>
+          <w:sz w:val="19"/>
+        </w:rPr>
+        <w:t>[NOTE: Gustavo also pasted a second raster image (docx image5.png / rId14) that duplicates the content of the existing i5-autoregulation-shift.svg (same three curves, same MAP=65 line). Not used; the site's own SVG already covers it and carries no rule violations.]</w:t>
+      </w:r>
+    </w:p>
+    <w:p>
+      <w:r>
+        <w:rPr>
+          <w:i/>
+          <w:color w:val="0050A0"/>
+          <w:sz w:val="19"/>
+        </w:rPr>
+        <w:t>[DECISION: C109 (Gustavo, on the "Not all MAPs are equal" table): he is uneasy stating the table's four rows so categorically given how unsettled the vascular waterfall's role in overall tissue perfusion still is. Table left as edited (the two reviewer-revised cells were applied) pending Neal's call on whether the table needs a hedging sentence or a reframed introduction.]</w:t>
       </w:r>
     </w:p>
     <w:p/>
@@ -115,6 +135,11 @@
       </w:r>
     </w:p>
     <w:p>
+      <w:r>
+        <w:t>Within this module, Pcrit is the pressure threshold below which an arteriole can no longer remain open. In the four-interface model it also marks the effective downstream boundary of the arterial side of the circulation. For now, the important idea is simple: as long as local arterial pressure stays comfortably above Pcrit, the vessel remains patent. As pressure approaches Pcrit, flow becomes increasingly vulnerable to limitation and closure. Later in the module we will return to an important nuance: Pcrit can be used mathematically as a boundary in pressure-flow models, but physically it is best understood as a closing threshold rather than as a pressure that continuously opposes flow under every condition.</w:t>
+      </w:r>
+    </w:p>
+    <w:p>
       <w:pPr>
         <w:pStyle w:val="Heading2"/>
       </w:pPr>
@@ -125,6 +150,14 @@
     <w:p>
       <w:r>
         <w:t>Module I1 made the general point that resistance varies with the inverse fourth power of vessel radius and that the systemic pressure drop is therefore concentrated on the arterial side. That is where most treatments stop. The question worth asking is more specific: why is the drop concentrated in vessels of one particular size, the small arteries and the arterioles, rather than distributed along the tree or concentrated somewhere more obvious like the aorta?</w:t>
+      </w:r>
+    </w:p>
+    <w:p>
+      <w:pPr>
+        <w:pStyle w:val="Heading3"/>
+      </w:pPr>
+      <w:r>
+        <w:t>Why the resistance sits here and nowhere else</w:t>
       </w:r>
     </w:p>
     <w:p>
@@ -140,6 +173,14 @@
     <w:p>
       <w:r>
         <w:t>One clinical fact falls directly out of the anatomy. Because almost the entire arterial pressure drop occurs across the arterioles, the mean arterial pressure is nearly the same in the aorta and in the radial artery, which is what licenses reading a radial mean as a central one even though the systolic pressure at the two sites differs substantially. That constancy is not a coincidence, it is the concentration of resistance in the arterioles seen from the other end.</w:t>
+      </w:r>
+    </w:p>
+    <w:p>
+      <w:pPr>
+        <w:pStyle w:val="Heading3"/>
+      </w:pPr>
+      <w:r>
+        <w:t>What the fourth power actually buys the arteriole</w:t>
       </w:r>
     </w:p>
     <w:p>
@@ -159,6 +200,14 @@
     <w:p>
       <w:r>
         <w:t>A smooth muscle cell that shortens enough to take 20 percent off the radius of an arteriole has more than doubled that vessel's resistance. This is a very small mechanical excursion for a very large hemodynamic effect, and it is what allows a circulation to redirect flow between organs within seconds without the heart changing anything. It also sets the sensitivity of the system to drugs. A vasopressor does not need to produce a dramatic anatomic change to double systemic resistance, which is the same statement as saying that the dose response is steep and that a small overshoot in tone is not a small physiologic event.</w:t>
+      </w:r>
+    </w:p>
+    <w:p>
+      <w:pPr>
+        <w:pStyle w:val="Heading3"/>
+      </w:pPr>
+      <w:r>
+        <w:t>Series and parallel, and why one number cannot describe the bed</w:t>
       </w:r>
     </w:p>
     <w:p>
@@ -195,6 +244,14 @@
       </w:r>
     </w:p>
     <w:p>
+      <w:pPr>
+        <w:pStyle w:val="Heading3"/>
+      </w:pPr>
+      <w:r>
+        <w:t>Why a vessel with tone closes at a positive pressure</w:t>
+      </w:r>
+    </w:p>
+    <w:p>
       <w:r>
         <w:t>Module I3 established transmural pressure as the quantity that distends any vessel or chamber, the intravascular pressure minus the pressure immediately outside it, and Module I8 used it to explain the plateau of the venous return curve. In a human vein, which carries very little intrinsic wall tone, the vessel stays open while transmural pressure is positive and collapses when it reaches approximately zero. An arteriole does not behave that way, and the difference is the whole of the critical closing pressure.</w:t>
       </w:r>
@@ -224,6 +281,14 @@
       </w:r>
     </w:p>
     <w:p>
+      <w:pPr>
+        <w:pStyle w:val="Heading3"/>
+      </w:pPr>
+      <w:r>
+        <w:t>The three states of a vessel approaching its closing pressure</w:t>
+      </w:r>
+    </w:p>
+    <w:p>
       <w:r>
         <w:t>Pressure falls continuously along an arteriole, so the interesting behaviour occurs at whichever point along the vessel the intravascular pressure first approaches the closing threshold.</w:t>
       </w:r>
@@ -245,7 +310,25 @@
     </w:p>
     <w:p>
       <w:r>
+        <w:t>How broadly that Starling-resistor description applies during active arteriolar collapse remains debated. Miller and colleagues, in a recent mechanistic position paper, argue that, particularly near severe tone-dependent closure, the transition may behave more like a steep loss of conductance around a threshold than a broad, continuously operating waterfall regime. This does not negate the experimentally demonstrated zero-flow pressure or Magder's evidence against arterial compliance as its explanation. It cautions against assuming that Pcrit exerts the same physical role while the vascular bed is widely patent as it does near closure.</w:t>
+      </w:r>
+    </w:p>
+    <w:p>
+      <w:r>
+        <w:t>A useful way to carry Pcrit clinically is therefore to separate three operating states. When local arterial pressure lies comfortably above the closing threshold, the bed is open and flow is governed predominantly by ordinary pressure-flow relations and local regulation. Below the lower limit of autoregulation, flow can become pressure-dependent while the arterioles are still open. Only when local pressure approaches the closing threshold does Pcrit itself become flow-limiting. If the threshold exceeds the pressure available to that vascular territory, its conductance can fall dramatically or disappear.</w:t>
+      </w:r>
+    </w:p>
+    <w:p>
+      <w:r>
         <w:t>This is the same physics as the venous waterfall of Module I8 and the pulmonary West zone behaviour of Module I15, and I1's table names all three as one phenomenon. The difference in the arteriolar case is the source of the surrounding force. On the venous side the collapsing pressure is supplied from outside the vessel, by the abdomen or the pleural space. Here it is supplied largely from inside the wall, by the smooth muscle. That is why the arteriolar waterfall has a lip that a drug can raise or lower, and the venous one does not.</w:t>
+      </w:r>
+    </w:p>
+    <w:p>
+      <w:pPr>
+        <w:pStyle w:val="Heading3"/>
+      </w:pPr>
+      <w:r>
+        <w:t>The evidence that the circulation is not hydraulically continuous</w:t>
       </w:r>
     </w:p>
     <w:p>
@@ -260,7 +343,7 @@
     </w:p>
     <w:p>
       <w:r>
-        <w:t>Maas and colleagues measured both ends of the discontinuity deliberately, in ten mechanically ventilated patients after cardiac surgery. Inspiratory hold manoeuvres at four levels transiently changed central venous pressure, arterial pressure and cardiac output, giving four points on a venous return curve and four on a ventricular output curve. Extrapolating each to zero flow gave the mean systemic filling pressure and the critical closing pressure in the same patient at the same moment. Mean systemic filling pressure was 18.7 plus or minus 4.0 mmHg. Critical closing pressure was 45.5 plus or minus 11.1 mmHg. The difference, 26.8 plus or minus 10.7 mmHg, is the vascular waterfall, and it existed in every patient.</w:t>
+        <w:t>Maas and colleagues measured both ends of the discontinuity deliberately, in ten mechanically ventilated patients after cardiac surgery. Inspiratory hold manoeuvres at four levels transiently changed central venous pressure, arterial pressure and cardiac output, giving four points on a venous return curve and four on a ventricular output curve. Extrapolating each to zero flow gave the mean systemic filling pressure and the critical closing pressure in the same patient at the same moment. Mean systemic filling pressure was 18.7 (S.D. +/- 4.0 mmHg). Critical closing pressure was 45.5 (S.D. +/- 11.1 mmHg). The difference, 26.8 (S.D. +/- 10.7 mmHg), is the vascular waterfall, and it existed in every patient.</w:t>
       </w:r>
     </w:p>
     <w:p>
@@ -319,8 +402,16 @@
       </w:r>
     </w:p>
     <w:p>
+      <w:pPr>
+        <w:pStyle w:val="Heading3"/>
+      </w:pPr>
       <w:r>
-        <w:t>Now the arithmetic that makes the point. In the same patients Maas computed the two real resistances: arterial resistance, from mean arterial pressure down to the critical closing pressure, was 8.27 plus or minus 4.45 mmHg·min/L, and venous resistance, from mean systemic filling pressure down to central venous pressure, was 2.75 plus or minus 1.23. Their sum is 11.01. Total systemic vascular resistance, calculated conventionally from the full arterial-to-venous gradient, was 16.56 plus or minus 8.57, significantly different from the sum of its parts.</w:t>
+        <w:t>The corrected form of the equation</w:t>
+      </w:r>
+    </w:p>
+    <w:p>
+      <w:r>
+        <w:t>Now the arithmetic that makes the point. In the same patients Maas computed the two real resistances: arterial resistance, from mean arterial pressure down to the critical closing pressure, was 8.27 (S.D. +/- 4.45 mmHg·min/L), and venous resistance, from mean systemic filling pressure down to central venous pressure, was 2.75 (S.D. +/- 1.23). Their sum is 11.01. Total systemic vascular resistance, calculated conventionally from the full arterial-to-venous gradient, was 16.56 (S.D. +/- 8.57), significantly different from the sum of its parts.</w:t>
       </w:r>
     </w:p>
     <w:p>
@@ -344,7 +435,15 @@
     </w:p>
     <w:p>
       <w:r>
-        <w:t>It also puts a caveat under the second interface as the model states it. The gradient from Pcrit to Pms is written as a resistance multiplied by flow, and part of it genuinely is: blood does traverse capillaries and venules and does lose pressure to friction doing so. But part of that gradient is the waterfall, which is not a resistive drop and does not scale with flow. The Notion source for this material is careful to draw the distance between the closing pressure and the mean systemic filling pressure as a dotted line and to say that its extent is unknown, and that honesty is worth preserving. Treat RII as a bookkeeping term that keeps the loop's arithmetic closed, not as a physical resistance you could go and measure.</w:t>
+        <w:t>It also puts a caveat under the second interface as the model states it. The gradient from Pcrit to Pms is written as a resistance multiplied by flow, and part of it genuinely is: blood does traverse capillaries and venules and does lose pressure to friction doing so. But part of that gradient is the waterfall, which is not a resistive drop and does not scale with flow. The Notion source for this material is careful to draw the distance between the closing pressure and the mean systemic filling pressure as a dotted line and to say that its extent is unknown, a carefulness worth preserving here too. Treat RII as a bookkeeping term that keeps the loop's arithmetic closed, not as a physical resistance you could go and measure.</w:t>
+      </w:r>
+    </w:p>
+    <w:p>
+      <w:pPr>
+        <w:pStyle w:val="Heading3"/>
+      </w:pPr>
+      <w:r>
+        <w:t>What the measured number is, and what is still argued about it</w:t>
       </w:r>
     </w:p>
     <w:p>
@@ -422,7 +521,7 @@
               <w:rPr>
                 <w:sz w:val="18"/>
               </w:rPr>
-              <w:t>Effect on the perfusion gradient, MAP − Pcrit</w:t>
+              <w:t>Effect on the perfusion gradient, MAP − Pcrit pressure margin</w:t>
             </w:r>
           </w:p>
         </w:tc>
@@ -717,6 +816,11 @@
     </w:tbl>
     <w:p>
       <w:r>
+        <w:t>MAP − Pcrit is best treated as a derived margin between systemic arterial pressure and the estimated closing point, not automatically as the literal pressure gradient across an open capillary bed. Its significance becomes greatest as the operating pressure approaches the closing threshold.</w:t>
+      </w:r>
+    </w:p>
+    <w:p>
+      <w:r>
         <w:t>The second row is the one that overturns bedside intuition, and there is now a human study of exactly that situation. Andrei and colleagues measured mean systemic pressure and critical closing pressure in 30 patients who developed vasoplegic hypotension within six hours of cardiac surgery and who had already failed a fluid challenge, before and after norepinephrine was started. The finding that frames everything else is the baseline: in these vasoplegic patients the waterfall, the difference between the closing pressure and the mean systemic pressure, was close to zero rather than the 27 mmHg Maas measured in an unselected group of patients after cardiac surgery.</w:t>
       </w:r>
     </w:p>
@@ -732,7 +836,57 @@
     </w:p>
     <w:p>
       <w:r>
-        <w:t>Whether this can be monitored rather than inferred is now a live question. Chandrasekhar and colleagues computed critical closing pressure continuously from routine invasive arterial monitoring, defined tissue perfusion pressure as mean arterial pressure minus critical closing pressure, and tested it in 5,988 cardiac intensive care admissions with external validation in 864 more at a second institution. It predicted mortality, length of stay and peak lactate, and carried information the other hemodynamic variables did not. That is evidence the quantity is real and measurable, not yet an instruction to measure it.</w:t>
+        <w:t>A subsequent analysis from the same group helps explain why capillary refill time may move with the vascular waterfall. Think first about what the CRT maneuver actually does: external pressure transiently empties blood from the skin microcirculation, and when that pressure is released the bed has to refill from the arterial side. The speed of that refill therefore depends, at least in part, on the pressure conditions governing arteriolar opening and downstream inflow. Critical closing pressure sits directly in that pathway: it represents the pressure threshold below which arterioles cease to conduct flow and reflects the interaction between vascular tone and surrounding pressure.</w:t>
+      </w:r>
+    </w:p>
+    <w:p>
+      <w:r>
+        <w:t>In 74 post-cardiac surgery patients, Andrei and colleagues found that shortening of CRT after haemodynamic treatment was associated with expansion of the vascular waterfall. More importantly, the association was carried predominantly by changes in Pcrit: ΔCRT correlated with ΔPcrit (ρ = −0.42, p &lt; 0.001) but not with ΔPms (ρ = −0.03, p = 0.81). Patients with prolonged baseline CRT also had a much smaller vascular waterfall than those with normal CRT. In other words, when CRT improved, what moved with it was not the venous filling pressure but the arterial critical-closing behaviour upstream of the capillary bed.</w:t>
+      </w:r>
+    </w:p>
+    <w:p>
+      <w:r>
+        <w:t>The physiologic implication is not that a higher Pcrit is inherently better. Pcrit is a closing threshold, and its meaning depends on where it sits relative to the pressure available to that vascular bed. A rise in Pcrit may accompany restoration of vascular tone in vasoplegia, but an excessively high threshold can bring a vascular territory closer to flow limitation or closure. What the study suggests is narrower: CRT may provide a bedside signal that the arterial conditions governing arteriolar patency and refilling have changed, and that change appears to track Pcrit much more closely than Pms.</w:t>
+      </w:r>
+    </w:p>
+    <w:p>
+      <w:r>
+        <w:t>Whether this can be monitored rather than inferred is now a live question. Chandrasekhar and colleagues computed critical closing pressure continuously from routine invasive arterial monitoring, defined tissue perfusion pressure as mean arterial pressure minus critical closing pressure, and tested it in 5,988 cardiac intensive care admissions with external validation in 864 more at a second institution. It predicted mortality, length of stay and peak lactate, and carried information the other hemodynamic variables did not. That is evidence that the estimated quantity carries physiologically and prognostically relevant information, not yet an instruction to target it.</w:t>
+      </w:r>
+    </w:p>
+    <w:p>
+      <w:r>
+        <w:t>At first glance, these observations seem to point in opposite directions. In the Andrei responders, norepinephrine increased critical closing pressure relative to mean systemic pressure, restored the vascular waterfall, and this was accompanied by higher cardiac output and improvement in capillary refill time and the veno-arterial carbon dioxide gap. Yet Pcrit rose more than MAP, so the derived MAP − Pcrit pressure margin actually became smaller. Chandrasekhar and colleagues, in contrast, found that a larger MAP − Pcrit, which they termed tissue perfusion pressure (TPP), was associated with lower lactate and more favorable clinical outcomes.</w:t>
+      </w:r>
+    </w:p>
+    <w:p>
+      <w:r>
+        <w:t>The easiest way to reconcile them is to remember what Pcrit represents physically. Think of it first as a closing threshold. As long as the pressure reaching a vascular bed stays comfortably above that threshold, the arterioles remain open and flow is determined mainly by vascular tone, local regulation, and the pressure available across the bed. In profound vasoplegia, Pcrit may become very low because vascular tone has been lost. Restoring some tone can therefore raise Pcrit as part of returning the circulation toward a more regulated state. That appears to be what happened in the Andrei responders.</w:t>
+      </w:r>
+    </w:p>
+    <w:p>
+      <w:r>
+        <w:t>But the same rise in Pcrit is not always beneficial. If vascular tone becomes excessive, or if surrounding tissue pressure rises, the closing threshold can move closer to the pressure actually reaching that vascular bed. The margin for keeping the vessel open then becomes smaller. If local pressure falls below the threshold, conductance can fall sharply and the vascular territory may become effectively excluded from flow. In that sense, Pcrit is neither good nor bad by itself: its meaning depends on where it sits relative to the pressure available to the tissue.</w:t>
+      </w:r>
+    </w:p>
+    <w:p>
+      <w:r>
+        <w:t>This helps place TPP in context. It is useful as a measure of how far the operating arterial pressure lies above an estimated closing point, but it should not automatically be interpreted as the literal pressure gradient driving flow through an open capillary bed. A larger margin may mean that the circulation is operating farther from closure, whereas a smaller margin may mean that some vascular beds are getting closer to their threshold. What happens to actual tissue flow still depends on conductance, autoregulation, and regional vascular control.</w:t>
+      </w:r>
+    </w:p>
+    <w:p>
+      <w:r>
+        <w:t>There is also an important methodological reason not to make the two studies compete too literally. Andrei estimated Pcrit from pressure-flow relationships during inspiratory holds, whereas Chandrasekhar estimated it continuously from routine arterial monitoring. These approaches generate related zero-flow estimates, but they do not necessarily measure an identical physical quantity. Their values can therefore carry useful physiologic or prognostic information without being numerically interchangeable.</w:t>
+      </w:r>
+    </w:p>
+    <w:p>
+      <w:r>
+        <w:t>A final distinction is that Pcrit belongs to a vascular bed, not to the body as a whole. The skin, kidney, gut, brain, and other organs regulate their arterioles differently and may reach their closing thresholds at different pressures. A systemic Pcrit estimated from the arterial waveform or from a pressure-flow manoeuvre therefore cannot tell us exactly what is happening in every regional microcirculation. This is where the problem passes from Module I5 to Module I6 (opens in a new tab): an intervention may improve MAP, cardiac output, or an estimated Pcrit without guaranteeing that capillary flow improves in every tissue.</w:t>
+      </w:r>
+    </w:p>
+    <w:p>
+      <w:r>
+        <w:t>The practical conclusion is therefore deliberately modest. The Chandrasekhar data show that continuously estimated Pcrit and TPP contain prognostic information, while the Andrei studies show that changes in Pcrit and the vascular waterfall can accompany changes in bedside perfusion. Neither establishes that Pcrit, the vascular waterfall, or TPP should be maximized as a therapeutic target. The value of these measurements is in helping us understand where the circulation is operating relative to its pressure-flow limits, and then asking whether the tissues actually respond.</w:t>
       </w:r>
     </w:p>
     <w:p>
@@ -742,7 +896,40 @@
           <w:color w:val="9A6B00"/>
           <w:sz w:val="19"/>
         </w:rPr>
-        <w:t>[Offshoot / At-the-Bedside link: When a vasopressor raises the mean arterial pressure and nothing else improves, the physiologic possibilities are specific rather than mysterious, and they are worth running through in order. The closing pressure may have risen in step with the arterial pressure, leaving the perfusion gradient unchanged. The closing pressure may have risen by more, narrowing it. Flow may have been redistributed away from a bed that was already marginal. Or the microcirculation downstream may be the problem, which is Module I6's territory. You cannot distinguish these from the pressure alone, and the calculated systemic vascular resistance will not do it either. What you can do is treat the pressure change as an intervention with an unknown result and go looking for the answer: capillary refill time, mottling, urine output, mentation, lactate trend and the carbon dioxide gap, measured before the change and again after it. A pressor titration without a paired perfusion measurement is a change you cannot interpret. (target: i6.html)]</w:t>
+        <w:t>[Offshoot / At-the-Bedside link: When a vasopressor raises the mean arterial pressure and nothing else improves, the physiologic possibilities are specific rather than mysterious, and they are worth running through in order. The closing pressure may have risen in step with the arterial pressure, leaving the perfusion gradient unchanged. It may have risen by more, bringing one or more vascular beds closer to their closing threshold despite a higher MAP. Flow may have been redistributed away from a bed that was already marginal, or a regional vascular territory may have become flow-limited as local tone increased. Or the microcirculation downstream may be the problem, which is Module I6's territory. You cannot distinguish these from the pressure alone, and the calculated systemic vascular resistance will not do it either. What you can do is treat the pressure change as an intervention with an unknown result and go looking for the answer: capillary refill time, mottling, urine output, mentation, lactate trend and the carbon dioxide gap, measured before the change and again after it. A pressor titration without a paired perfusion measurement is a change you cannot interpret. (target: i6.html)]</w:t>
+      </w:r>
+    </w:p>
+    <w:p>
+      <w:pPr>
+        <w:pStyle w:val="Heading3"/>
+      </w:pPr>
+      <w:r>
+        <w:t>The role of diastolic blood pressure at the arteriolar level</w:t>
+      </w:r>
+    </w:p>
+    <w:p>
+      <w:r>
+        <w:t>The relevance of diastolic arterial pressure is often overlooked. Module I4 (opens in a new tab) established where it comes from: once the aortic valve closes, arterial pressure decays according to the arterial time constant and the time available before the next systole, so diastolic pressure reflects arterial compliance, peripheral vascular resistance and heart rate. Module I2 (opens in a new tab) then used that information clinically, treating a disproportionately low diastolic pressure, particularly when indexed to heart rate, as a bedside signal of vasoplegia. At the arteriolar level there is one further reason the diastolic pressure matters.</w:t>
+      </w:r>
+    </w:p>
+    <w:p>
+      <w:r>
+        <w:t>Module I3 (opens in a new tab) defined transmural pressure as the distending pressure across a vessel wall, and this module has now shown why an arteriole with active wall tension does not remain open simply because its intravascular pressure is above zero. It remains open only while the local arterial pressure is sufficient to overcome its critical closing pressure. Because a large fraction of each cardiac cycle is spent in diastole, the lowest arterial pressure reached during that cycle must remain above the closing pressure of the vascular beds being supplied. If local arterial pressure falls below Pcrit, distal small vessels become flow-limited and may collapse, interrupting flow from the arteriolar circulation into the downstream capillary network. In the four-interface framework, this is precisely what constitutes uncoupling of Interface II. Once the closing threshold exceeds the local intraluminal pressure, it is no longer useful to imagine an increasingly negative TPP. The relevant event is loss of conductance: that branch has crossed from pressure-dependent open flow toward closure.</w:t>
+      </w:r>
+    </w:p>
+    <w:p>
+      <w:r>
+        <w:t>Consider a profoundly vasodilated patient with an arterial pressure of 104/36 mmHg and a heart rate of 120 beats/min. The pulse pressure is wide, the diastolic pressure is strikingly low, and the diastolic shock index is 3.3, the pattern Module I2 (opens in a new tab) identified as severe loss of vascular tone. Now suppose the critical closing pressure of a particular vascular bed remains near 40 mmHg rather than falling in parallel with the systemic vasodilation. During part of every diastole, the arterial pressure reaching that bed can fall below its closing threshold. Systolic ejection may reopen the vessels on the next beat, but the transfer of flow from the arteriolar side into the capillary network has become intermittently limited. Macro-to-microcirculatory coupling may therefore become impaired, even though the monitor continues to display a systolic pressure above 100 mmHg and may show a seemingly acceptable mean pressure.</w:t>
+      </w:r>
+    </w:p>
+    <w:p>
+      <w:r>
+        <w:t>That qualification is essential. Vasodilation can lower both DBP and Pcrit, preserving coupling despite a low measured pressure. Conversely, regional tone, external compression or disordered local regulation may keep Pcrit relatively high while systemic DBP falls. Likewise, excessive vasoconstriction may raise both MAP and Pcrit, producing a normal or elevated MAP while narrowing the effective pressure available to the tissue. Macro-to-microcirculatory coupling therefore depends on the relationship between the arterial pressure delivered to a vascular bed and that bed's own closing pressure, not on MAP alone.</w:t>
+      </w:r>
+    </w:p>
+    <w:p>
+      <w:r>
+        <w:t>Under normal conditions, regional tissues continuously adjust arteriolar tone to match local metabolic demand, effectively determining how much of the available arterial pressure is translated into regional flow. When that local control is compromised by shock or overridden by therapy, the arteriolar-to-capillary interface may uncouple even while global hemodynamic variables appear corrected. DBP should therefore be read in two ways: as a macrocirculatory signal of arterial tone, as Modules I2 (opens in a new tab) and I4 (opens in a new tab) established, and as the lowest arterial pressure available during the cardiac cycle to maintain coupling across Interface II by remaining above the local critical closing pressure. Module I6 (opens in a new tab) takes the story downstream, where even an adequately pressurized and patent arteriolar bed may fail to achieve appropriate capillary recruitment and macro-to-microcirculatory coupling.</w:t>
       </w:r>
     </w:p>
     <w:p>
@@ -788,6 +975,14 @@
       </w:pPr>
       <w:r>
         <w:t>Neurohumoral. Sympathetic tone and circulating catecholamines set the background level around which the local mechanisms operate. They act on the whole bed rather than on the locally active part of it, which is why a systemic vasopressor is a blunt instrument compared with the endogenous local control it overrides.</w:t>
+      </w:r>
+    </w:p>
+    <w:p>
+      <w:pPr>
+        <w:pStyle w:val="Heading3"/>
+      </w:pPr>
+      <w:r>
+        <w:t>The plateau is a trajectory, not a curve</w:t>
       </w:r>
     </w:p>
     <w:p>
@@ -856,8 +1051,24 @@
       </w:r>
     </w:p>
     <w:p>
+      <w:pPr>
+        <w:pStyle w:val="Heading3"/>
+      </w:pPr>
+      <w:r>
+        <w:t>Regulating flow is not the same as regulating capillary pressure</w:t>
+      </w:r>
+    </w:p>
+    <w:p>
       <w:r>
         <w:t>One further nuance hands off directly to the next two modules. Total flow through a bed depends on the sum of the arterial and venous resistances, while the hydrostatic pressure inside the capillary, which determines filtration, depends on the ratio of venous to arterial resistance. Regulating one does not regulate the other. Davis measured both in the wing of the unanesthetized bat, with intravital microscopy for vessel diameter and red cell velocity and a servo-null system for capillary pressure, while perfusion pressure was lowered. Arterioles of every branching order dilated, total flow stayed nearly constant, and capillary pressure was regulated only about 60 percent. A bed with beautifully autoregulated flow can therefore be running a capillary pressure well away from normal in either direction, which is where fluid moves into and out of the interstitium, and it is one reason oedema and hypoperfusion are not opposite findings.</w:t>
+      </w:r>
+    </w:p>
+    <w:p>
+      <w:pPr>
+        <w:pStyle w:val="Heading3"/>
+      </w:pPr>
+      <w:r>
+        <w:t>The range is not the same in every patient</w:t>
       </w:r>
     </w:p>
     <w:p>
@@ -1245,7 +1456,7 @@
               <w:rPr>
                 <w:sz w:val="18"/>
               </w:rPr>
-              <w:t>Excessive tone. The gradient is the problem and more vasopressor makes it worse. Reduce the pressor, address the cause of the tone</w:t>
+              <w:t>Excessive tone. The margin above the closing threshold is small. If local pressure approaches or falls below the bed's Pcrit, conductance becomes threatened and further vasopressor may worsen regional perfusion</w:t>
             </w:r>
           </w:p>
         </w:tc>
@@ -1325,7 +1536,7 @@
               <w:rPr>
                 <w:sz w:val="18"/>
               </w:rPr>
-              <w:t>The classic false reassurance. The pressure was corrected and the gradient only partly followed, which is the Andrei non-responder</w:t>
+              <w:t>The pressure was corrected, but the margin above the estimated closing threshold increased much less. A reassuring MAP therefore does not guarantee that every vascular bed moved farther from closure</w:t>
             </w:r>
           </w:p>
         </w:tc>
@@ -1426,7 +1637,7 @@
         <w:rPr>
           <w:i/>
         </w:rPr>
-        <w:t>Interface II ends at the arteriolar outlet, and the honest position at that boundary is that we have accounted for the pressure and only partly for the flow. The gradient driving blood into the tissue is now defined, its downstream term has a mechanism, and the reasons a given mean arterial pressure may be adequate for one patient and not another are physiologic rather than idiosyncratic. What remains unaccounted for is everything that happens after the blood enters a capillary network with its own regulation and its own pathology, which is where Module I6 takes over with the loss of hemodynamic coherence. Beyond the capillary, Module I7 picks up the Starling forces, and Module I8 shows the same waterfall physics operating a second time at the entrance to the chest. Castro, Kattan and colleagues, with Pinsky, have recently extended the waterfall framework across the whole loop, from the arterial closing pressure derived here to the venous congestion that appears when the same mechanism runs in reverse, which is a good indication that this is one idea and not four.</w:t>
+        <w:t>Interface II ends at the arteriolar outlet, and the accurate position at that boundary is that we have accounted for the pressure and only partly for the flow. The gradient driving blood into the tissue is now defined, its downstream term has a mechanism, and the reasons a given mean arterial pressure may be adequate for one patient and not another are physiologic rather than idiosyncratic. What remains unaccounted for is everything that happens after the blood enters a capillary network with its own regulation and its own pathology, which is where Module I6 takes over with the loss of hemodynamic coherence. Beyond the capillary, Module I7 picks up the Starling forces, and Module I8 shows the same waterfall physics operating a second time at the entrance to the chest. Castro, Kattan and colleagues, with Pinsky, have recently extended the waterfall framework across the whole loop, from the arterial closing pressure derived here to the venous congestion that appears when the same mechanism runs in reverse, which is a good indication that this is one idea and not four.</w:t>
       </w:r>
     </w:p>
     <w:p/>
@@ -1644,6 +1855,24 @@
           <w:sz w:val="19"/>
         </w:rPr>
         <w:t>22. Castro R, Kattan E, Retamal J, Hernández G, Pinsky MR. Venous congestion from a vascular waterfall perspective: reframing congestion as a dynamic Starling resistor phenomenon. Intensive Care Med Exp. 2025;13(1):119. doi:10.1186/s40635-025-00828-7. Free full text.</w:t>
+      </w:r>
+    </w:p>
+    <w:p>
+      <w:r>
+        <w:rPr>
+          <w:color w:val="444444"/>
+          <w:sz w:val="19"/>
+        </w:rPr>
+        <w:t>23. Miller A, Rola P, Spiegel R, Haycock K. Arteriolar Collapse and Haemodynamic Incoherence in Shock: Rethinking Critical Closing Pressure. J Pers Med. 2026;16(2). doi:10.3390/jpm16020078. Free full text.</w:t>
+      </w:r>
+    </w:p>
+    <w:p>
+      <w:r>
+        <w:rPr>
+          <w:color w:val="444444"/>
+          <w:sz w:val="19"/>
+        </w:rPr>
+        <w:t>24. Andrei S, Bar S, Nguyen M, Bouhemad B, Longrois D, Guinot PG. Capillary refill time changes are associated with Vascular Waterfall response in post-cardiac surgery patients. Ann Intensive Care. 2026;16:100105. doi:10.1016/j.aicoj.2026.100105. Free full text.</w:t>
       </w:r>
     </w:p>
     <w:sectPr>

--- a/Module Edit Docs/I5 - Edit Doc.docx
+++ b/Module Edit Docs/I5 - Edit Doc.docx
@@ -28,7 +28,7 @@
           <w:color w:val="B00000"/>
           <w:sz w:val="21"/>
         </w:rPr>
-        <w:t>ISSUES FLAGGED FOR THIS MODULE (6)</w:t>
+        <w:t>ISSUES FLAGGED FOR THIS MODULE (7)</w:t>
       </w:r>
     </w:p>
     <w:p>
@@ -99,6 +99,16 @@
           <w:sz w:val="19"/>
         </w:rPr>
         <w:t>[DECISION: C109 (Gustavo, on the "Not all MAPs are equal" table): he is uneasy stating the table's four rows so categorically given how unsettled the vascular waterfall's role in overall tissue perfusion still is. Table left as edited (the two reviewer-revised cells were applied) pending Neal's call on whether the table needs a hedging sentence or a reframed introduction.]</w:t>
+      </w:r>
+    </w:p>
+    <w:p>
+      <w:r>
+        <w:rPr>
+          <w:i/>
+          <w:color w:val="5A5A5A"/>
+          <w:sz w:val="19"/>
+        </w:rPr>
+        <w:t>[NOTE: 2026-09-13, Neal's figure-placement rule supersedes the two entries above. Both pasted images were placed. The Pcrit/Pmsf/TPP two-circuit schematic (docx image2.png) is now img/i5-pcc-tpp-two-circuit-schematic.jpg, inserted before the existing i5-pressure-profile.svg figure, captioned as reproduced from a published source supplied by Gustavo, source to be confirmed, with a sentence glossing Pcrit, Pmsf and P_RA. The duplicate autoregulation raster (docx image5.png) is now img/i5-autoregulation-shift-redraw.jpg, placed immediately beside the existing i5-autoregulation-shift.svg and credited to Gustavo as his own drawing. Lint: 0 problems.]</w:t>
       </w:r>
     </w:p>
     <w:p/>
@@ -350,8 +360,63 @@
       <w:r>
         <w:drawing>
           <wp:inline xmlns:a="http://schemas.openxmlformats.org/drawingml/2006/main" xmlns:pic="http://schemas.openxmlformats.org/drawingml/2006/picture">
+            <wp:extent cx="2834640" cy="2607869"/>
+            <wp:docPr id="1" name="Picture 1"/>
+            <wp:cNvGraphicFramePr>
+              <a:graphicFrameLocks noChangeAspect="1"/>
+            </wp:cNvGraphicFramePr>
+            <a:graphic>
+              <a:graphicData uri="http://schemas.openxmlformats.org/drawingml/2006/picture">
+                <pic:pic>
+                  <pic:nvPicPr>
+                    <pic:cNvPr id="0" name="i5-pcc-tpp-two-circuit-schematic.jpg"/>
+                    <pic:cNvPicPr/>
+                  </pic:nvPicPr>
+                  <pic:blipFill>
+                    <a:blip r:embed="rId9"/>
+                    <a:stretch>
+                      <a:fillRect/>
+                    </a:stretch>
+                  </pic:blipFill>
+                  <pic:spPr>
+                    <a:xfrm>
+                      <a:off x="0" y="0"/>
+                      <a:ext cx="2834640" cy="2607869"/>
+                    </a:xfrm>
+                    <a:prstGeom prst="rect"/>
+                  </pic:spPr>
+                </pic:pic>
+              </a:graphicData>
+            </a:graphic>
+          </wp:inline>
+        </w:drawing>
+      </w:r>
+    </w:p>
+    <w:p>
+      <w:r>
+        <w:rPr>
+          <w:color w:val="777777"/>
+          <w:sz w:val="19"/>
+        </w:rPr>
+        <w:t>The systemic circulation redrawn as two circuits meeting at the vascular waterfall, with the same quantities plotted against resistance below. In the figure, Pcrit denotes critical closing pressure, Pmsf denotes Pms, and P_RA denotes RAP. Reproduced from a published source as supplied by Gustavo García Chávez, source to be confirmed.</w:t>
+      </w:r>
+    </w:p>
+    <w:p>
+      <w:r>
+        <w:rPr>
+          <w:i/>
+          <w:color w:val="C0392B"/>
+          <w:sz w:val="19"/>
+        </w:rPr>
+        <w:t>[Layout note: figure shown small here. On the web it is currently capped at 640px wide. Say if you want it smaller/larger, moved, cropped, or replaced.]</w:t>
+      </w:r>
+    </w:p>
+    <w:p>
+      <w:r>
+        <w:drawing>
+          <wp:inline xmlns:a="http://schemas.openxmlformats.org/drawingml/2006/main" xmlns:pic="http://schemas.openxmlformats.org/drawingml/2006/picture">
             <wp:extent cx="2834640" cy="2834640"/>
-            <wp:docPr id="1" name="Picture 1"/>
+            <wp:docPr id="2" name="Picture 2"/>
             <wp:cNvGraphicFramePr>
               <a:graphicFrameLocks noChangeAspect="1"/>
             </wp:cNvGraphicFramePr>
@@ -363,7 +428,7 @@
                     <pic:cNvPicPr/>
                   </pic:nvPicPr>
                   <pic:blipFill>
-                    <a:blip r:embed="rId9"/>
+                    <a:blip r:embed="rId10"/>
                     <a:stretch>
                       <a:fillRect/>
                     </a:stretch>
@@ -995,7 +1060,7 @@
         <w:drawing>
           <wp:inline xmlns:a="http://schemas.openxmlformats.org/drawingml/2006/main" xmlns:pic="http://schemas.openxmlformats.org/drawingml/2006/picture">
             <wp:extent cx="2834640" cy="1886479"/>
-            <wp:docPr id="2" name="Picture 2"/>
+            <wp:docPr id="3" name="Picture 3"/>
             <wp:cNvGraphicFramePr>
               <a:graphicFrameLocks noChangeAspect="1"/>
             </wp:cNvGraphicFramePr>
@@ -1007,7 +1072,7 @@
                     <pic:cNvPicPr/>
                   </pic:nvPicPr>
                   <pic:blipFill>
-                    <a:blip r:embed="rId10"/>
+                    <a:blip r:embed="rId11"/>
                     <a:stretch>
                       <a:fillRect/>
                     </a:stretch>
@@ -1081,7 +1146,7 @@
         <w:drawing>
           <wp:inline xmlns:a="http://schemas.openxmlformats.org/drawingml/2006/main" xmlns:pic="http://schemas.openxmlformats.org/drawingml/2006/picture">
             <wp:extent cx="2834640" cy="2834640"/>
-            <wp:docPr id="3" name="Picture 3"/>
+            <wp:docPr id="4" name="Picture 4"/>
             <wp:cNvGraphicFramePr>
               <a:graphicFrameLocks noChangeAspect="1"/>
             </wp:cNvGraphicFramePr>
@@ -1093,7 +1158,7 @@
                     <pic:cNvPicPr/>
                   </pic:nvPicPr>
                   <pic:blipFill>
-                    <a:blip r:embed="rId11"/>
+                    <a:blip r:embed="rId12"/>
                     <a:stretch>
                       <a:fillRect/>
                     </a:stretch>
@@ -1119,6 +1184,61 @@
           <w:sz w:val="19"/>
         </w:rPr>
         <w:t>The same mean arterial pressure lands in a different place on each of these curves. A target of 65 mmHg sits comfortably on the plateau for the first patient, below the lower limit for the second, and on a pressure-passive line for the third, where every mmHg of pressure buys flow and every mmHg lost costs it.</w:t>
+      </w:r>
+    </w:p>
+    <w:p>
+      <w:r>
+        <w:rPr>
+          <w:i/>
+          <w:color w:val="C0392B"/>
+          <w:sz w:val="19"/>
+        </w:rPr>
+        <w:t>[Layout note: figure shown small here. On the web it is currently capped at 640px wide. Say if you want it smaller/larger, moved, cropped, or replaced.]</w:t>
+      </w:r>
+    </w:p>
+    <w:p>
+      <w:r>
+        <w:drawing>
+          <wp:inline xmlns:a="http://schemas.openxmlformats.org/drawingml/2006/main" xmlns:pic="http://schemas.openxmlformats.org/drawingml/2006/picture">
+            <wp:extent cx="2834640" cy="2125980"/>
+            <wp:docPr id="5" name="Picture 5"/>
+            <wp:cNvGraphicFramePr>
+              <a:graphicFrameLocks noChangeAspect="1"/>
+            </wp:cNvGraphicFramePr>
+            <a:graphic>
+              <a:graphicData uri="http://schemas.openxmlformats.org/drawingml/2006/picture">
+                <pic:pic>
+                  <pic:nvPicPr>
+                    <pic:cNvPr id="0" name="i5-autoregulation-shift-redraw.jpg"/>
+                    <pic:cNvPicPr/>
+                  </pic:nvPicPr>
+                  <pic:blipFill>
+                    <a:blip r:embed="rId13"/>
+                    <a:stretch>
+                      <a:fillRect/>
+                    </a:stretch>
+                  </pic:blipFill>
+                  <pic:spPr>
+                    <a:xfrm>
+                      <a:off x="0" y="0"/>
+                      <a:ext cx="2834640" cy="2125980"/>
+                    </a:xfrm>
+                    <a:prstGeom prst="rect"/>
+                  </pic:spPr>
+                </pic:pic>
+              </a:graphicData>
+            </a:graphic>
+          </wp:inline>
+        </w:drawing>
+      </w:r>
+    </w:p>
+    <w:p>
+      <w:r>
+        <w:rPr>
+          <w:color w:val="777777"/>
+          <w:sz w:val="19"/>
+        </w:rPr>
+        <w:t>The same three curves redrawn. A mean arterial pressure of 65 mmHg sits on the plateau for the normal curve, below the lower limit for the shifted hypertensive curve, and on a pressure-passive line where autoregulation is lost. Drawn by Gustavo García Chávez for this module.</w:t>
       </w:r>
     </w:p>
     <w:p>
